--- a/testakten/versausgleich-haerte-bgh-schaefer-nuernberg/docx/Beschwerdebegruendung_Vorndran_22_05_2022.docx
+++ b/testakten/versausgleich-haerte-bgh-schaefer-nuernberg/docx/Beschwerdebegruendung_Vorndran_22_05_2022.docx
@@ -101,7 +101,7 @@
         <w:rPr>
           <w:rFonts w:ascii="Calibri" w:hAnsi="Calibri"/>
         </w:rPr>
-        <w:t>A. Antraege</w:t>
+        <w:t>1. Antraege</w:t>
       </w:r>
     </w:p>
     <w:p>
@@ -140,12 +140,12 @@
         <w:rPr>
           <w:rFonts w:ascii="Calibri" w:hAnsi="Calibri"/>
         </w:rPr>
-        <w:t>B. Sachverhalt</w:t>
+        <w:t>2. Sachverhalt</w:t>
       </w:r>
     </w:p>
     <w:p>
       <w:r>
-        <w:t>I. Vermoegensverhaeltnisse der Antragsgegnerin</w:t>
+        <w:t>2.1 Vermoegensverhaeltnisse der Antragsgegnerin</w:t>
       </w:r>
     </w:p>
     <w:p>
@@ -163,7 +163,7 @@
     </w:p>
     <w:p>
       <w:r>
-        <w:t>II. Vermoegensverhaeltnisse des Antragstellers</w:t>
+        <w:t>2.2 Vermoegensverhaeltnisse des Antragstellers</w:t>
       </w:r>
     </w:p>
     <w:p>
@@ -181,7 +181,7 @@
     </w:p>
     <w:p>
       <w:r>
-        <w:t>III. Gemeinsame Vermoegensplanung</w:t>
+        <w:t>2.3 Gemeinsame Vermoegensplanung</w:t>
       </w:r>
     </w:p>
     <w:p>
@@ -205,7 +205,7 @@
         <w:rPr>
           <w:rFonts w:ascii="Calibri" w:hAnsi="Calibri"/>
         </w:rPr>
-        <w:t>C. Rechtliche Wuerdigung</w:t>
+        <w:t>3. Rechtliche Wuerdigung</w:t>
       </w:r>
     </w:p>
     <w:p>
